--- a/data/DOC_TEMPLATE/Power of Attorney (Lawyer).docx
+++ b/data/DOC_TEMPLATE/Power of Attorney (Lawyer).docx
@@ -4,7 +4,8 @@
   <w:body>
     <w:p>
       <w:pPr>
-        <w:spacing w:after="240" w:before="240" w:lineRule="auto"/>
+        <w:spacing w:after="60" w:before="0" w:lineRule="auto" w:line="312"/>
+        <w:jc w:val="center"/>
         <w:rPr>
           <w:b w:val="1"/>
           <w:bCs w:val="1"/>
@@ -14,104 +15,595 @@
       </w:pPr>
       <w:r>
         <w:rPr>
+          <w:rFonts w:ascii="Times New Roman" w:hAnsi="Times New Roman"/>
+          <w:b/>
+          <w:bCs w:val="1"/>
+          <w:i w:val="0"/>
+          <w:color w:val="000000"/>
+          <w:sz w:val="22"/>
+          <w:szCs w:val="34"/>
+          <w:u w:val="none"/>
+          <w:rtl w:val="0"/>
+        </w:rPr>
+        <w:t xml:space="preserve">IN THE COURT OF {NAME OF COURT}, {CITY/DISTRICT}.</w:t>
+      </w:r>
+    </w:p>
+    <w:p>
+      <w:pPr>
+        <w:spacing w:after="60" w:before="0" w:lineRule="auto" w:line="312"/>
+        <w:ind w:firstLine="360"/>
+        <w:jc w:val="both"/>
+        <w:rPr/>
+      </w:pPr>
+      <w:r>
+        <w:rPr>
+          <w:rFonts w:ascii="Times New Roman" w:hAnsi="Times New Roman"/>
+          <w:b w:val="0"/>
+          <w:bCs w:val="1"/>
+          <w:i w:val="0"/>
+          <w:color w:val="000000"/>
+          <w:sz w:val="22"/>
+          <w:u w:val="none"/>
+          <w:rtl w:val="0"/>
+        </w:rPr>
+        <w:t xml:space="preserve">Case No.</w:t>
+      </w:r>
+      <w:r>
+        <w:rPr>
+          <w:rFonts w:ascii="Times New Roman" w:hAnsi="Times New Roman"/>
+          <w:b w:val="0"/>
+          <w:i w:val="0"/>
+          <w:color w:val="000000"/>
+          <w:sz w:val="22"/>
+          <w:u w:val="none"/>
+          <w:rtl w:val="0"/>
+        </w:rPr>
+        <w:t xml:space="preserve">: _______________</w:t>
+      </w:r>
+    </w:p>
+    <w:p>
+      <w:pPr>
+        <w:spacing w:after="60" w:before="0" w:lineRule="auto" w:line="312"/>
+        <w:ind w:firstLine="360"/>
+        <w:jc w:val="both"/>
+        <w:rPr/>
+      </w:pPr>
+      <w:r>
+        <w:rPr>
+          <w:rFonts w:ascii="Times New Roman" w:hAnsi="Times New Roman"/>
+          <w:b w:val="0"/>
+          <w:bCs w:val="1"/>
+          <w:i w:val="0"/>
+          <w:color w:val="000000"/>
+          <w:sz w:val="22"/>
+          <w:u w:val="none"/>
+          <w:rtl w:val="0"/>
+        </w:rPr>
+        <w:t xml:space="preserve">Case Title: </w:t>
+      </w:r>
+      <w:r>
+        <w:rPr>
+          <w:rFonts w:ascii="Times New Roman" w:hAnsi="Times New Roman"/>
+          <w:b w:val="0"/>
+          <w:i w:val="0"/>
+          <w:color w:val="000000"/>
+          <w:sz w:val="22"/>
+          <w:u w:val="none"/>
+          <w:rtl w:val="0"/>
+        </w:rPr>
+        <w:t xml:space="preserve">______________________ v. ______________________</w:t>
+      </w:r>
+    </w:p>
+    <w:p>
+      <w:pPr>
+        <w:spacing w:after="60" w:before="0" w:lineRule="auto" w:line="312"/>
+        <w:ind w:firstLine="360"/>
+        <w:jc w:val="both"/>
+        <w:rPr/>
+      </w:pPr>
+      <w:r>
+        <w:rPr>
+          <w:rFonts w:ascii="Times New Roman" w:hAnsi="Times New Roman"/>
+          <w:b w:val="0"/>
+          <w:i w:val="0"/>
+          <w:color w:val="000000"/>
+          <w:sz w:val="22"/>
+          <w:u w:val="none"/>
+          <w:rtl w:val="0"/>
+        </w:rPr>
+        <w:t xml:space="preserve">(</w:t>
+      </w:r>
+      <w:r>
+        <w:rPr>
+          <w:rFonts w:ascii="Times New Roman" w:hAnsi="Times New Roman"/>
+          <w:b w:val="0"/>
+          <w:bCs w:val="1"/>
+          <w:i w:val="0"/>
+          <w:color w:val="000000"/>
+          <w:sz w:val="22"/>
+          <w:u w:val="none"/>
+          <w:rtl w:val="0"/>
+        </w:rPr>
+        <w:t xml:space="preserve">Offense/Cause: </w:t>
+      </w:r>
+      <w:r>
+        <w:rPr>
+          <w:rFonts w:ascii="Times New Roman" w:hAnsi="Times New Roman"/>
+          <w:b w:val="0"/>
+          <w:i w:val="0"/>
+          <w:color w:val="000000"/>
+          <w:sz w:val="22"/>
+          <w:u w:val="none"/>
+          <w:rtl w:val="0"/>
+        </w:rPr>
+        <w:t xml:space="preserve">{NATURE OF CASE})</w:t>
+      </w:r>
+    </w:p>
+    <w:p>
+      <w:pPr>
+        <w:spacing w:after="60" w:before="0" w:lineRule="auto" w:line="312"/>
+        <w:ind w:firstLine="360"/>
+        <w:jc w:val="both"/>
+        <w:rPr/>
+      </w:pPr>
+      <w:r>
+        <w:rPr>
+          <w:rFonts w:ascii="Times New Roman" w:hAnsi="Times New Roman"/>
+          <w:b w:val="0"/>
+          <w:bCs w:val="1"/>
+          <w:i w:val="0"/>
+          <w:color w:val="000000"/>
+          <w:sz w:val="22"/>
+          <w:u w:val="none"/>
+          <w:rtl w:val="0"/>
+        </w:rPr>
+        <w:t xml:space="preserve">Police Station: </w:t>
+      </w:r>
+      <w:r>
+        <w:rPr>
+          <w:rFonts w:ascii="Times New Roman" w:hAnsi="Times New Roman"/>
+          <w:b w:val="0"/>
+          <w:i w:val="0"/>
+          <w:color w:val="000000"/>
+          <w:sz w:val="22"/>
+          <w:u w:val="none"/>
+          <w:rtl w:val="0"/>
+        </w:rPr>
+        <w:t xml:space="preserve">{NAME OF POLICE STATION, IF APPLICABLE}</w:t>
+      </w:r>
+    </w:p>
+    <w:p>
+      <w:pPr>
+        <w:spacing w:after="60" w:before="0" w:lineRule="auto" w:line="312"/>
+        <w:ind w:firstLine="360"/>
+        <w:jc w:val="both"/>
+        <w:rPr>
           <w:b w:val="1"/>
           <w:bCs w:val="1"/>
-          <w:sz w:val="34"/>
-          <w:szCs w:val="34"/>
-          <w:rtl w:val="0"/>
-        </w:rPr>
-        <w:t xml:space="preserve">IN THE COURT OF {NAME OF COURT}, {CITY/DISTRICT}.</w:t>
-      </w:r>
-    </w:p>
-    <w:p>
-      <w:pPr>
-        <w:spacing w:after="240" w:before="240" w:lineRule="auto"/>
-        <w:rPr/>
-      </w:pPr>
-      <w:r>
+        </w:rPr>
+      </w:pPr>
+      <w:r>
+        <w:rPr>
+          <w:rFonts w:ascii="Times New Roman" w:hAnsi="Times New Roman"/>
+          <w:b w:val="0"/>
+          <w:bCs w:val="1"/>
+          <w:i w:val="0"/>
+          <w:color w:val="000000"/>
+          <w:sz w:val="22"/>
+          <w:u w:val="none"/>
+          <w:rtl w:val="0"/>
+        </w:rPr>
+        <w:t xml:space="preserve">KNOW ALL MEN BY THESE PRESENTS:</w:t>
+      </w:r>
+    </w:p>
+    <w:p>
+      <w:pPr>
+        <w:spacing w:after="60" w:before="0" w:lineRule="auto" w:line="312"/>
+        <w:ind w:firstLine="360"/>
+        <w:jc w:val="both"/>
+        <w:rPr/>
+      </w:pPr>
+      <w:r>
+        <w:rPr>
+          <w:rFonts w:ascii="Times New Roman" w:hAnsi="Times New Roman"/>
+          <w:b w:val="0"/>
+          <w:i w:val="0"/>
+          <w:color w:val="000000"/>
+          <w:sz w:val="22"/>
+          <w:u w:val="none"/>
+          <w:rtl w:val="0"/>
+        </w:rPr>
+        <w:t xml:space="preserve">That I/We,</w:t>
+      </w:r>
+      <w:r>
+        <w:rPr>
+          <w:rFonts w:ascii="Times New Roman" w:hAnsi="Times New Roman"/>
+          <w:b w:val="0"/>
+          <w:bCs w:val="1"/>
+          <w:i w:val="0"/>
+          <w:color w:val="000000"/>
+          <w:sz w:val="22"/>
+          <w:u w:val="none"/>
+          <w:rtl w:val="0"/>
+        </w:rPr>
+        <w:t xml:space="preserve"> {NAME(S) OF PRINCIPAL(S)/CLIENT(S)}</w:t>
+      </w:r>
+      <w:r>
+        <w:rPr>
+          <w:rFonts w:ascii="Times New Roman" w:hAnsi="Times New Roman"/>
+          <w:b w:val="0"/>
+          <w:i w:val="0"/>
+          <w:color w:val="000000"/>
+          <w:sz w:val="22"/>
+          <w:u w:val="none"/>
+          <w:rtl w:val="0"/>
+        </w:rPr>
+        <w:t xml:space="preserve"> S/O, D/O, W/O </w:t>
+      </w:r>
+      <w:r>
+        <w:rPr>
+          <w:rFonts w:ascii="Times New Roman" w:hAnsi="Times New Roman"/>
+          <w:b w:val="0"/>
+          <w:bCs w:val="1"/>
+          <w:i w:val="0"/>
+          <w:color w:val="000000"/>
+          <w:sz w:val="22"/>
+          <w:u w:val="none"/>
+          <w:rtl w:val="0"/>
+        </w:rPr>
+        <w:t xml:space="preserve">{FATHER/HUSBAND'S NAME},</w:t>
+      </w:r>
+      <w:r>
+        <w:rPr>
+          <w:rFonts w:ascii="Times New Roman" w:hAnsi="Times New Roman"/>
+          <w:b w:val="0"/>
+          <w:i w:val="0"/>
+          <w:color w:val="000000"/>
+          <w:sz w:val="22"/>
+          <w:u w:val="none"/>
+          <w:rtl w:val="0"/>
+        </w:rPr>
+        <w:t xml:space="preserve"> resident(s) of </w:t>
+      </w:r>
+      <w:r>
+        <w:rPr>
+          <w:rFonts w:ascii="Times New Roman" w:hAnsi="Times New Roman"/>
+          <w:b w:val="0"/>
+          <w:bCs w:val="1"/>
+          <w:i w:val="0"/>
+          <w:color w:val="000000"/>
+          <w:sz w:val="22"/>
+          <w:u w:val="none"/>
+          <w:rtl w:val="0"/>
+        </w:rPr>
+        <w:t xml:space="preserve">{FULL ADDRESS},</w:t>
+      </w:r>
+      <w:r>
+        <w:rPr>
+          <w:rFonts w:ascii="Times New Roman" w:hAnsi="Times New Roman"/>
+          <w:b w:val="0"/>
+          <w:i w:val="0"/>
+          <w:color w:val="000000"/>
+          <w:sz w:val="22"/>
+          <w:u w:val="none"/>
+          <w:rtl w:val="0"/>
+        </w:rPr>
+        <w:t xml:space="preserve"> do hereby appoint, nominate, and constitute:</w:t>
+      </w:r>
+    </w:p>
+    <w:p>
+      <w:pPr>
+        <w:spacing w:after="60" w:before="0" w:lineRule="auto" w:line="312"/>
+        <w:ind w:firstLine="360"/>
+        <w:jc w:val="both"/>
         <w:rPr>
           <w:b w:val="1"/>
           <w:bCs w:val="1"/>
-          <w:rtl w:val="0"/>
-        </w:rPr>
-        <w:t xml:space="preserve">Case No.</w:t>
-      </w:r>
-      <w:r>
-        <w:rPr>
-          <w:rtl w:val="0"/>
-        </w:rPr>
-        <w:t xml:space="preserve">: _______________</w:t>
-      </w:r>
-    </w:p>
-    <w:p>
-      <w:pPr>
-        <w:spacing w:after="240" w:before="240" w:lineRule="auto"/>
-        <w:rPr/>
-      </w:pPr>
-      <w:r>
+        </w:rPr>
+      </w:pPr>
+      <w:r>
+        <w:rPr>
+          <w:rFonts w:ascii="Times New Roman" w:hAnsi="Times New Roman"/>
+          <w:b/>
+          <w:bCs w:val="1"/>
+          <w:i w:val="0"/>
+          <w:color w:val="000000"/>
+          <w:sz w:val="22"/>
+          <w:u w:val="none"/>
+          <w:rtl w:val="0"/>
+        </w:rPr>
+        <w:t xml:space="preserve">{NAME OF ADVOCATE}</w:t>
+      </w:r>
+    </w:p>
+    <w:p>
+      <w:pPr>
+        <w:spacing w:after="60" w:before="0" w:lineRule="auto" w:line="312"/>
+        <w:ind w:firstLine="360"/>
+        <w:jc w:val="both"/>
+        <w:rPr/>
+      </w:pPr>
+      <w:r>
+        <w:rPr>
+          <w:rFonts w:ascii="Times New Roman" w:hAnsi="Times New Roman"/>
+          <w:b/>
+          <w:i w:val="0"/>
+          <w:color w:val="000000"/>
+          <w:sz w:val="22"/>
+          <w:u w:val="none"/>
+          <w:rtl w:val="0"/>
+        </w:rPr>
+        <w:t xml:space="preserve">Advocate High Court / Advocate</w:t>
+      </w:r>
+    </w:p>
+    <w:p>
+      <w:pPr>
+        <w:spacing w:after="60" w:before="0" w:lineRule="auto" w:line="312"/>
+        <w:ind w:firstLine="360"/>
+        <w:jc w:val="both"/>
         <w:rPr>
           <w:b w:val="1"/>
           <w:bCs w:val="1"/>
-          <w:rtl w:val="0"/>
-        </w:rPr>
-        <w:t xml:space="preserve">Case Title: </w:t>
-      </w:r>
-      <w:r>
-        <w:rPr>
-          <w:rtl w:val="0"/>
-        </w:rPr>
-        <w:t xml:space="preserve">______________________ v. ______________________</w:t>
-      </w:r>
-    </w:p>
-    <w:p>
-      <w:pPr>
-        <w:spacing w:after="240" w:before="240" w:lineRule="auto"/>
-        <w:rPr/>
-      </w:pPr>
-      <w:r>
-        <w:rPr>
-          <w:rtl w:val="0"/>
-        </w:rPr>
-        <w:t xml:space="preserve">(</w:t>
-      </w:r>
-      <w:r>
+        </w:rPr>
+      </w:pPr>
+      <w:r>
+        <w:rPr>
+          <w:rFonts w:ascii="Times New Roman" w:hAnsi="Times New Roman"/>
+          <w:b/>
+          <w:bCs w:val="1"/>
+          <w:i w:val="0"/>
+          <w:color w:val="000000"/>
+          <w:sz w:val="22"/>
+          <w:u w:val="none"/>
+          <w:rtl w:val="0"/>
+        </w:rPr>
+        <w:t xml:space="preserve">{ADDRESS OF ADVOCATE'S OFFICE}</w:t>
+      </w:r>
+    </w:p>
+    <w:p>
+      <w:pPr>
+        <w:spacing w:after="60" w:before="0" w:lineRule="auto" w:line="312"/>
+        <w:ind w:firstLine="360"/>
+        <w:jc w:val="both"/>
         <w:rPr>
           <w:b w:val="1"/>
           <w:bCs w:val="1"/>
-          <w:rtl w:val="0"/>
-        </w:rPr>
-        <w:t xml:space="preserve">Offense/Cause: </w:t>
-      </w:r>
-      <w:r>
-        <w:rPr>
-          <w:rtl w:val="0"/>
-        </w:rPr>
-        <w:t xml:space="preserve">{NATURE OF CASE})</w:t>
-      </w:r>
-    </w:p>
-    <w:p>
-      <w:pPr>
-        <w:spacing w:after="240" w:before="240" w:lineRule="auto"/>
-        <w:rPr/>
-      </w:pPr>
-      <w:r>
+        </w:rPr>
+      </w:pPr>
+      <w:r>
+        <w:rPr>
+          <w:rFonts w:ascii="Times New Roman" w:hAnsi="Times New Roman"/>
+          <w:b/>
+          <w:i w:val="0"/>
+          <w:color w:val="000000"/>
+          <w:sz w:val="22"/>
+          <w:u w:val="none"/>
+          <w:rtl w:val="0"/>
+        </w:rPr>
+        <w:t xml:space="preserve">to be my/our true and lawful Attorney and Advocate in the above-mentioned case/cause, in which I/We am/are the </w:t>
+      </w:r>
+      <w:r>
+        <w:rPr>
+          <w:rFonts w:ascii="Times New Roman" w:hAnsi="Times New Roman"/>
+          <w:b/>
+          <w:bCs w:val="1"/>
+          <w:i w:val="0"/>
+          <w:color w:val="000000"/>
+          <w:sz w:val="22"/>
+          <w:u w:val="none"/>
+          <w:rtl w:val="0"/>
+        </w:rPr>
+        <w:t xml:space="preserve">{Plaintiff/Petitioner/Appellant/Complainant/Defendant/Respondent/Accused}.</w:t>
+      </w:r>
+    </w:p>
+    <w:p>
+      <w:pPr>
+        <w:spacing w:after="60" w:before="0" w:lineRule="auto" w:line="312"/>
+        <w:ind w:firstLine="360"/>
+        <w:jc w:val="both"/>
+        <w:rPr/>
+      </w:pPr>
+      <w:r>
+        <w:rPr>
+          <w:rFonts w:ascii="Times New Roman" w:hAnsi="Times New Roman"/>
+          <w:b w:val="0"/>
+          <w:i w:val="0"/>
+          <w:color w:val="000000"/>
+          <w:sz w:val="22"/>
+          <w:u w:val="none"/>
+          <w:rtl w:val="0"/>
+        </w:rPr>
+        <w:t xml:space="preserve">And I/We do hereby grant unto my/our said Attorney full power and authority to do, perform, and execute all or any of the following acts, deeds, and things on my/our behalf:</w:t>
+      </w:r>
+    </w:p>
+    <w:p>
+      <w:pPr>
+        <w:spacing w:after="60" w:before="0" w:lineRule="auto" w:line="312"/>
+        <w:ind w:firstLine="360"/>
+        <w:jc w:val="both"/>
+        <w:rPr/>
+      </w:pPr>
+      <w:r>
+        <w:rPr>
+          <w:rFonts w:ascii="Times New Roman" w:hAnsi="Times New Roman"/>
+          <w:b w:val="0"/>
+          <w:i w:val="0"/>
+          <w:color w:val="000000"/>
+          <w:sz w:val="22"/>
+          <w:u w:val="none"/>
+          <w:rtl w:val="0"/>
+        </w:rPr>
+        <w:t xml:space="preserve">To act, appear, plead, and represent me/us in the above-mentioned case/cause in this Honourable Court, or in any other court or tribunal to which the same may be transferred, or in which it may proceed, whether in the first instance, or in appeal, review, revision, execution, or at any other stage of its progress until its final disposal.</w:t>
+      </w:r>
+    </w:p>
+    <w:p>
+      <w:pPr>
+        <w:spacing w:after="60" w:before="0" w:lineRule="auto" w:line="312"/>
+        <w:ind w:firstLine="360"/>
+        <w:jc w:val="both"/>
+        <w:rPr/>
+      </w:pPr>
+      <w:r>
+        <w:rPr>
+          <w:rFonts w:ascii="Times New Roman" w:hAnsi="Times New Roman"/>
+          <w:b w:val="0"/>
+          <w:i w:val="0"/>
+          <w:color w:val="000000"/>
+          <w:sz w:val="22"/>
+          <w:u w:val="none"/>
+          <w:rtl w:val="0"/>
+        </w:rPr>
+        <w:t xml:space="preserve">To prepare, sign, verify, present, and file all such pleadings, applications, petitions, affidavits, appeals, cross-objections, execution applications, bail applications, compromise deeds, written statements, replies, vakalatnamas, and other necessary documents as he may deem fit and proper for the prosecution or defense of the said case/cause in all its stages.</w:t>
+      </w:r>
+    </w:p>
+    <w:p>
+      <w:pPr>
+        <w:spacing w:after="60" w:before="0" w:lineRule="auto" w:line="312"/>
+        <w:ind w:firstLine="360"/>
+        <w:jc w:val="both"/>
+        <w:rPr/>
+      </w:pPr>
+      <w:r>
+        <w:rPr>
+          <w:rFonts w:ascii="Times New Roman" w:hAnsi="Times New Roman"/>
+          <w:b w:val="0"/>
+          <w:i w:val="0"/>
+          <w:color w:val="000000"/>
+          <w:sz w:val="22"/>
+          <w:u w:val="none"/>
+          <w:rtl w:val="0"/>
+        </w:rPr>
+        <w:t xml:space="preserve">To compromise, compound, withdraw, or submit to arbitration the said case/cause, or any matter relating thereto, upon such terms as he may think proper, and to sign all necessary documents in that behalf.</w:t>
+      </w:r>
+    </w:p>
+    <w:p>
+      <w:pPr>
+        <w:spacing w:after="60" w:before="0" w:lineRule="auto" w:line="312"/>
+        <w:ind w:firstLine="360"/>
+        <w:jc w:val="both"/>
+        <w:rPr/>
+      </w:pPr>
+      <w:r>
+        <w:rPr>
+          <w:rFonts w:ascii="Times New Roman" w:hAnsi="Times New Roman"/>
+          <w:b/>
+          <w:i w:val="0"/>
+          <w:color w:val="000000"/>
+          <w:sz w:val="22"/>
+          <w:u w:val="none"/>
+          <w:rtl w:val="0"/>
+        </w:rPr>
+        <w:t xml:space="preserve">To engage, appoint, and instruct another advocate(s) or counsel in my/our name and on my/our behalf, if deemed necessary.</w:t>
+      </w:r>
+    </w:p>
+    <w:p>
+      <w:pPr>
+        <w:spacing w:after="60" w:before="0" w:lineRule="auto" w:line="312"/>
+        <w:ind w:firstLine="360"/>
+        <w:jc w:val="both"/>
+        <w:rPr/>
+      </w:pPr>
+      <w:r>
+        <w:rPr>
+          <w:rFonts w:ascii="Times New Roman" w:hAnsi="Times New Roman"/>
+          <w:b w:val="0"/>
+          <w:i w:val="0"/>
+          <w:color w:val="000000"/>
+          <w:sz w:val="22"/>
+          <w:u w:val="none"/>
+          <w:rtl w:val="0"/>
+        </w:rPr>
+        <w:t xml:space="preserve">To collect and receive any documents, papers, or property relating to the said case that may be in the custody of the court or any other authority.</w:t>
+      </w:r>
+    </w:p>
+    <w:p>
+      <w:pPr>
+        <w:spacing w:after="60" w:before="0" w:lineRule="auto" w:line="312"/>
+        <w:ind w:firstLine="360"/>
+        <w:jc w:val="both"/>
         <w:rPr>
           <w:b w:val="1"/>
           <w:bCs w:val="1"/>
-          <w:rtl w:val="0"/>
-        </w:rPr>
-        <w:t xml:space="preserve">Police Station: </w:t>
-      </w:r>
-      <w:r>
-        <w:rPr>
-          <w:rtl w:val="0"/>
-        </w:rPr>
-        <w:t xml:space="preserve">{NAME OF POLICE STATION, IF APPLICABLE}</w:t>
-      </w:r>
-    </w:p>
-    <w:p>
-      <w:pPr>
-        <w:spacing w:after="240" w:before="240" w:lineRule="auto"/>
+        </w:rPr>
+      </w:pPr>
+      <w:r>
+        <w:rPr>
+          <w:rFonts w:ascii="Times New Roman" w:hAnsi="Times New Roman"/>
+          <w:b w:val="0"/>
+          <w:bCs w:val="1"/>
+          <w:i w:val="0"/>
+          <w:color w:val="000000"/>
+          <w:sz w:val="22"/>
+          <w:u w:val="none"/>
+          <w:rtl w:val="0"/>
+        </w:rPr>
+        <w:t xml:space="preserve">SPECIAL TERMS AND CONDITIONS:</w:t>
+      </w:r>
+    </w:p>
+    <w:p>
+      <w:pPr>
+        <w:spacing w:after="60" w:before="0" w:lineRule="auto" w:line="312"/>
+        <w:ind w:firstLine="360"/>
+        <w:jc w:val="both"/>
+        <w:rPr/>
+      </w:pPr>
+      <w:r>
+        <w:rPr>
+          <w:rFonts w:ascii="Times New Roman" w:hAnsi="Times New Roman"/>
+          <w:b/>
+          <w:i w:val="0"/>
+          <w:color w:val="000000"/>
+          <w:sz w:val="22"/>
+          <w:u w:val="none"/>
+          <w:rtl w:val="0"/>
+        </w:rPr>
+        <w:t xml:space="preserve">I/We hereby agree that I/We shall not hold the said Advocate or his substitute responsible for the result of the said case or for any consequences arising from his absence from the court when the case is called for hearing.</w:t>
+      </w:r>
+    </w:p>
+    <w:p>
+      <w:pPr>
+        <w:spacing w:after="60" w:before="0" w:lineRule="auto" w:line="312"/>
+        <w:ind w:firstLine="360"/>
+        <w:jc w:val="both"/>
+        <w:rPr/>
+      </w:pPr>
+      <w:r>
+        <w:rPr>
+          <w:rFonts w:ascii="Times New Roman" w:hAnsi="Times New Roman"/>
+          <w:b/>
+          <w:i w:val="0"/>
+          <w:color w:val="000000"/>
+          <w:sz w:val="22"/>
+          <w:u w:val="none"/>
+          <w:rtl w:val="0"/>
+        </w:rPr>
+        <w:t xml:space="preserve">I/We further agree that in the event of the whole or any part of the professional fee agreed upon remaining unpaid, the said Advocate shall be entitled to withdraw from the prosecution or defense of the said case until such fee is paid in full.</w:t>
+      </w:r>
+    </w:p>
+    <w:p>
+      <w:pPr>
+        <w:spacing w:after="60" w:before="0" w:lineRule="auto" w:line="312"/>
+        <w:ind w:firstLine="360"/>
+        <w:jc w:val="both"/>
+        <w:rPr/>
+      </w:pPr>
+      <w:r>
+        <w:rPr>
+          <w:rFonts w:ascii="Times New Roman" w:hAnsi="Times New Roman"/>
+          <w:b w:val="0"/>
+          <w:i w:val="0"/>
+          <w:color w:val="000000"/>
+          <w:sz w:val="22"/>
+          <w:u w:val="none"/>
+          <w:rtl w:val="0"/>
+        </w:rPr>
+        <w:t xml:space="preserve">I/We ratify and confirm all that my/our said Attorney shall lawfully do or cause to be done by virtue of this Power of Attorney.</w:t>
+      </w:r>
+    </w:p>
+    <w:p>
+      <w:pPr>
+        <w:spacing w:after="60" w:before="0" w:lineRule="auto" w:line="312"/>
+        <w:ind w:firstLine="360"/>
+        <w:jc w:val="both"/>
         <w:rPr>
           <w:b w:val="1"/>
           <w:bCs w:val="1"/>
@@ -119,91 +611,142 @@
       </w:pPr>
       <w:r>
         <w:rPr>
+          <w:rFonts w:ascii="Times New Roman" w:hAnsi="Times New Roman"/>
+          <w:b w:val="0"/>
+          <w:i w:val="0"/>
+          <w:color w:val="000000"/>
+          <w:sz w:val="22"/>
+          <w:u w:val="none"/>
+          <w:rtl w:val="0"/>
+        </w:rPr>
+        <w:t xml:space="preserve">IN WITNESS WHEREOF, I/We have hereunto set my/our hand(s) to these presents, the contents of which have been read over, explained to, and understood by me/us, this </w:t>
+      </w:r>
+      <w:r>
+        <w:rPr>
+          <w:rFonts w:ascii="Times New Roman" w:hAnsi="Times New Roman"/>
+          <w:b w:val="0"/>
+          <w:bCs w:val="1"/>
+          <w:i w:val="0"/>
+          <w:color w:val="000000"/>
+          <w:sz w:val="22"/>
+          <w:u w:val="none"/>
+          <w:rtl w:val="0"/>
+        </w:rPr>
+        <w:t xml:space="preserve">{DAY} </w:t>
+      </w:r>
+      <w:r>
+        <w:rPr>
+          <w:rFonts w:ascii="Times New Roman" w:hAnsi="Times New Roman"/>
+          <w:b w:val="0"/>
+          <w:i w:val="0"/>
+          <w:color w:val="000000"/>
+          <w:sz w:val="22"/>
+          <w:u w:val="none"/>
+          <w:rtl w:val="0"/>
+        </w:rPr>
+        <w:t xml:space="preserve">day o</w:t>
+      </w:r>
+      <w:r>
+        <w:rPr>
+          <w:rFonts w:ascii="Times New Roman" w:hAnsi="Times New Roman"/>
+          <w:b w:val="0"/>
+          <w:bCs w:val="1"/>
+          <w:i w:val="0"/>
+          <w:color w:val="000000"/>
+          <w:sz w:val="22"/>
+          <w:u w:val="none"/>
+          <w:rtl w:val="0"/>
+        </w:rPr>
+        <w:t xml:space="preserve">f {MONTH}, {YEAR}.</w:t>
+      </w:r>
+    </w:p>
+    <w:p>
+      <w:pPr>
+        <w:spacing w:after="60" w:before="0" w:lineRule="auto" w:line="312"/>
+        <w:ind w:firstLine="360"/>
+        <w:jc w:val="both"/>
+        <w:rPr>
           <w:b w:val="1"/>
           <w:bCs w:val="1"/>
-          <w:rtl w:val="0"/>
-        </w:rPr>
-        <w:t xml:space="preserve">KNOW ALL MEN BY THESE PRESENTS:</w:t>
-      </w:r>
-    </w:p>
-    <w:p>
-      <w:pPr>
-        <w:spacing w:after="240" w:before="240" w:lineRule="auto"/>
-        <w:rPr/>
-      </w:pPr>
-      <w:r>
-        <w:rPr>
-          <w:rtl w:val="0"/>
-        </w:rPr>
-        <w:t xml:space="preserve">That I/We,</w:t>
-      </w:r>
-      <w:r>
+        </w:rPr>
+      </w:pPr>
+      <w:r>
+        <w:rPr>
+          <w:rFonts w:ascii="Times New Roman" w:hAnsi="Times New Roman"/>
+          <w:b w:val="0"/>
+          <w:bCs w:val="1"/>
+          <w:i w:val="0"/>
+          <w:color w:val="000000"/>
+          <w:sz w:val="22"/>
+          <w:u w:val="none"/>
+          <w:rtl w:val="0"/>
+        </w:rPr>
+        <w:t xml:space="preserve">Signature/Thumb Impression of Principal(s)</w:t>
+      </w:r>
+    </w:p>
+    <w:p>
+      <w:pPr>
+        <w:spacing w:after="60" w:before="0" w:lineRule="auto" w:line="312"/>
+        <w:ind w:firstLine="360"/>
+        <w:jc w:val="both"/>
+        <w:rPr/>
+      </w:pPr>
+      <w:r>
+        <w:rPr>
+          <w:rFonts w:ascii="Times New Roman" w:hAnsi="Times New Roman"/>
+          <w:b w:val="0"/>
+          <w:i w:val="0"/>
+          <w:color w:val="000000"/>
+          <w:sz w:val="22"/>
+          <w:u w:val="none"/>
+          <w:rtl w:val="0"/>
+        </w:rPr>
+        <w:t xml:space="preserve">ACCEPTED subject to the terms and conditions stated herein, including those regarding the professional fee.</w:t>
+      </w:r>
+    </w:p>
+    <w:p>
+      <w:pPr>
+        <w:spacing w:after="60" w:before="0" w:lineRule="auto" w:line="312"/>
+        <w:ind w:firstLine="360"/>
+        <w:jc w:val="both"/>
         <w:rPr>
           <w:b w:val="1"/>
           <w:bCs w:val="1"/>
-          <w:rtl w:val="0"/>
-        </w:rPr>
-        <w:t xml:space="preserve"> {NAME(S) OF PRINCIPAL(S)/CLIENT(S)}</w:t>
-      </w:r>
-      <w:r>
-        <w:rPr>
-          <w:rtl w:val="0"/>
-        </w:rPr>
-        <w:t xml:space="preserve"> S/O, D/O, W/O </w:t>
-      </w:r>
-      <w:r>
+        </w:rPr>
+      </w:pPr>
+      <w:r>
+        <w:rPr>
+          <w:rFonts w:ascii="Times New Roman" w:hAnsi="Times New Roman"/>
+          <w:b/>
+          <w:bCs w:val="1"/>
+          <w:i w:val="0"/>
+          <w:color w:val="000000"/>
+          <w:sz w:val="22"/>
+          <w:u w:val="none"/>
+          <w:rtl w:val="0"/>
+        </w:rPr>
+        <w:t xml:space="preserve">{NAME OF ADVOCATE}</w:t>
+      </w:r>
+    </w:p>
+    <w:p>
+      <w:pPr>
+        <w:spacing w:after="60" w:before="0" w:lineRule="auto" w:line="312"/>
+        <w:ind w:firstLine="360"/>
+        <w:jc w:val="both"/>
         <w:rPr>
           <w:b w:val="1"/>
           <w:bCs w:val="1"/>
-          <w:rtl w:val="0"/>
-        </w:rPr>
-        <w:t xml:space="preserve">{FATHER/HUSBAND'S NAME},</w:t>
-      </w:r>
-      <w:r>
-        <w:rPr>
-          <w:rtl w:val="0"/>
-        </w:rPr>
-        <w:t xml:space="preserve"> resident(s) of </w:t>
-      </w:r>
-      <w:r>
-        <w:rPr>
-          <w:b w:val="1"/>
-          <w:bCs w:val="1"/>
-          <w:rtl w:val="0"/>
-        </w:rPr>
-        <w:t xml:space="preserve">{FULL ADDRESS},</w:t>
-      </w:r>
-      <w:r>
-        <w:rPr>
-          <w:rtl w:val="0"/>
-        </w:rPr>
-        <w:t xml:space="preserve"> do hereby appoint, nominate, and constitute:</w:t>
-      </w:r>
-    </w:p>
-    <w:p>
-      <w:pPr>
-        <w:spacing w:after="240" w:before="240" w:lineRule="auto"/>
-        <w:rPr>
-          <w:b w:val="1"/>
-          <w:bCs w:val="1"/>
-        </w:rPr>
-      </w:pPr>
-      <w:r>
-        <w:rPr>
-          <w:b w:val="1"/>
-          <w:bCs w:val="1"/>
-          <w:rtl w:val="0"/>
-        </w:rPr>
-        <w:t xml:space="preserve">{NAME OF ADVOCATE}</w:t>
-      </w:r>
-    </w:p>
-    <w:p>
-      <w:pPr>
-        <w:spacing w:after="240" w:before="240" w:lineRule="auto"/>
-        <w:rPr/>
-      </w:pPr>
-      <w:r>
-        <w:rPr>
+        </w:rPr>
+      </w:pPr>
+      <w:r>
+        <w:rPr>
+          <w:rFonts w:ascii="Times New Roman" w:hAnsi="Times New Roman"/>
+          <w:b/>
+          <w:bCs w:val="1"/>
+          <w:i w:val="0"/>
+          <w:color w:val="000000"/>
+          <w:sz w:val="22"/>
+          <w:u w:val="none"/>
           <w:rtl w:val="0"/>
         </w:rPr>
         <w:t xml:space="preserve">Advocate High Court / Advocate</w:t>
@@ -211,284 +754,32 @@
     </w:p>
     <w:p>
       <w:pPr>
-        <w:spacing w:after="240" w:before="240" w:lineRule="auto"/>
-        <w:rPr>
-          <w:b w:val="1"/>
-          <w:bCs w:val="1"/>
-        </w:rPr>
-      </w:pPr>
-      <w:r>
-        <w:rPr>
-          <w:b w:val="1"/>
-          <w:bCs w:val="1"/>
-          <w:rtl w:val="0"/>
-        </w:rPr>
-        <w:t xml:space="preserve">{ADDRESS OF ADVOCATE'S OFFICE}</w:t>
-      </w:r>
-    </w:p>
-    <w:p>
-      <w:pPr>
-        <w:spacing w:after="240" w:before="240" w:lineRule="auto"/>
-        <w:rPr>
-          <w:b w:val="1"/>
-          <w:bCs w:val="1"/>
-        </w:rPr>
-      </w:pPr>
-      <w:r>
-        <w:rPr>
-          <w:rtl w:val="0"/>
-        </w:rPr>
-        <w:t xml:space="preserve">to be my/our true and lawful Attorney and Advocate in the above-mentioned case/cause, in which I/We am/are the </w:t>
-      </w:r>
-      <w:r>
-        <w:rPr>
-          <w:b w:val="1"/>
-          <w:bCs w:val="1"/>
-          <w:rtl w:val="0"/>
-        </w:rPr>
-        <w:t xml:space="preserve">{Plaintiff/Petitioner/Appellant/Complainant/Defendant/Respondent/Accused}.</w:t>
-      </w:r>
-    </w:p>
-    <w:p>
-      <w:pPr>
-        <w:spacing w:after="240" w:before="240" w:lineRule="auto"/>
-        <w:rPr/>
-      </w:pPr>
-      <w:r>
-        <w:rPr>
-          <w:rtl w:val="0"/>
-        </w:rPr>
-        <w:t xml:space="preserve">And I/We do hereby grant unto my/our said Attorney full power and authority to do, perform, and execute all or any of the following acts, deeds, and things on my/our behalf:</w:t>
-      </w:r>
-    </w:p>
-    <w:p>
-      <w:pPr>
-        <w:spacing w:after="240" w:before="240" w:lineRule="auto"/>
-        <w:rPr/>
-      </w:pPr>
-      <w:r>
-        <w:rPr>
-          <w:rtl w:val="0"/>
-        </w:rPr>
-        <w:t xml:space="preserve">To act, appear, plead, and represent me/us in the above-mentioned case/cause in this Honourable Court, or in any other court or tribunal to which the same may be transferred, or in which it may proceed, whether in the first instance, or in appeal, review, revision, execution, or at any other stage of its progress until its final disposal.</w:t>
-      </w:r>
-    </w:p>
-    <w:p>
-      <w:pPr>
-        <w:spacing w:after="240" w:before="240" w:lineRule="auto"/>
-        <w:rPr/>
-      </w:pPr>
-      <w:r>
-        <w:rPr>
-          <w:rtl w:val="0"/>
-        </w:rPr>
-        <w:t xml:space="preserve">To prepare, sign, verify, present, and file all such pleadings, applications, petitions, affidavits, appeals, cross-objections, execution applications, bail applications, compromise deeds, written statements, replies, vakalatnamas, and other necessary documents as he may deem fit and proper for the prosecution or defense of the said case/cause in all its stages.</w:t>
-      </w:r>
-    </w:p>
-    <w:p>
-      <w:pPr>
-        <w:spacing w:after="240" w:before="240" w:lineRule="auto"/>
-        <w:rPr/>
-      </w:pPr>
-      <w:r>
-        <w:rPr>
-          <w:rtl w:val="0"/>
-        </w:rPr>
-        <w:t xml:space="preserve">To compromise, compound, withdraw, or submit to arbitration the said case/cause, or any matter relating thereto, upon such terms as he may think proper, and to sign all necessary documents in that behalf.</w:t>
-      </w:r>
-    </w:p>
-    <w:p>
-      <w:pPr>
-        <w:spacing w:after="240" w:before="240" w:lineRule="auto"/>
-        <w:rPr/>
-      </w:pPr>
-      <w:r>
-        <w:rPr>
-          <w:rtl w:val="0"/>
-        </w:rPr>
-        <w:t xml:space="preserve">To engage, appoint, and instruct another advocate(s) or counsel in my/our name and on my/our behalf, if deemed necessary.</w:t>
-      </w:r>
-    </w:p>
-    <w:p>
-      <w:pPr>
-        <w:spacing w:after="240" w:before="240" w:lineRule="auto"/>
-        <w:rPr/>
-      </w:pPr>
-      <w:r>
-        <w:rPr>
-          <w:rtl w:val="0"/>
-        </w:rPr>
-        <w:t xml:space="preserve">To collect and receive any documents, papers, or property relating to the said case that may be in the custody of the court or any other authority.</w:t>
-      </w:r>
-    </w:p>
-    <w:p>
-      <w:pPr>
-        <w:spacing w:after="240" w:before="240" w:lineRule="auto"/>
-        <w:rPr>
-          <w:b w:val="1"/>
-          <w:bCs w:val="1"/>
-        </w:rPr>
-      </w:pPr>
-      <w:r>
-        <w:rPr>
-          <w:b w:val="1"/>
-          <w:bCs w:val="1"/>
-          <w:rtl w:val="0"/>
-        </w:rPr>
-        <w:t xml:space="preserve">SPECIAL TERMS AND CONDITIONS:</w:t>
-      </w:r>
-    </w:p>
-    <w:p>
-      <w:pPr>
-        <w:spacing w:after="240" w:before="240" w:lineRule="auto"/>
-        <w:rPr/>
-      </w:pPr>
-      <w:r>
-        <w:rPr>
-          <w:rtl w:val="0"/>
-        </w:rPr>
-        <w:t xml:space="preserve">I/We hereby agree that I/We shall not hold the said Advocate or his substitute responsible for the result of the said case or for any consequences arising from his absence from the court when the case is called for hearing.</w:t>
-      </w:r>
-    </w:p>
-    <w:p>
-      <w:pPr>
-        <w:spacing w:after="240" w:before="240" w:lineRule="auto"/>
-        <w:rPr/>
-      </w:pPr>
-      <w:r>
-        <w:rPr>
-          <w:rtl w:val="0"/>
-        </w:rPr>
-        <w:t xml:space="preserve">I/We further agree that in the event of the whole or any part of the professional fee agreed upon remaining unpaid, the said Advocate shall be entitled to withdraw from the prosecution or defense of the said case until such fee is paid in full.</w:t>
-      </w:r>
-    </w:p>
-    <w:p>
-      <w:pPr>
-        <w:spacing w:after="240" w:before="240" w:lineRule="auto"/>
-        <w:rPr/>
-      </w:pPr>
-      <w:r>
-        <w:rPr>
-          <w:rtl w:val="0"/>
-        </w:rPr>
-        <w:t xml:space="preserve">I/We ratify and confirm all that my/our said Attorney shall lawfully do or cause to be done by virtue of this Power of Attorney.</w:t>
-      </w:r>
-    </w:p>
-    <w:p>
-      <w:pPr>
-        <w:spacing w:after="240" w:before="240" w:lineRule="auto"/>
-        <w:rPr>
-          <w:b w:val="1"/>
-          <w:bCs w:val="1"/>
-        </w:rPr>
-      </w:pPr>
-      <w:r>
-        <w:rPr>
-          <w:rtl w:val="0"/>
-        </w:rPr>
-        <w:t xml:space="preserve">IN WITNESS WHEREOF, I/We have hereunto set my/our hand(s) to these presents, the contents of which have been read over, explained to, and understood by me/us, this </w:t>
-      </w:r>
-      <w:r>
-        <w:rPr>
-          <w:b w:val="1"/>
-          <w:bCs w:val="1"/>
-          <w:rtl w:val="0"/>
-        </w:rPr>
-        <w:t xml:space="preserve">{DAY} </w:t>
-      </w:r>
-      <w:r>
-        <w:rPr>
-          <w:rtl w:val="0"/>
-        </w:rPr>
-        <w:t xml:space="preserve">day o</w:t>
-      </w:r>
-      <w:r>
-        <w:rPr>
-          <w:b w:val="1"/>
-          <w:bCs w:val="1"/>
-          <w:rtl w:val="0"/>
-        </w:rPr>
-        <w:t xml:space="preserve">f {MONTH}, {YEAR}.</w:t>
-      </w:r>
-    </w:p>
-    <w:p>
-      <w:pPr>
-        <w:spacing w:after="240" w:before="240" w:lineRule="auto"/>
-        <w:rPr>
-          <w:b w:val="1"/>
-          <w:bCs w:val="1"/>
-        </w:rPr>
-      </w:pPr>
-      <w:r>
-        <w:rPr>
-          <w:b w:val="1"/>
-          <w:bCs w:val="1"/>
-          <w:rtl w:val="0"/>
-        </w:rPr>
-        <w:t xml:space="preserve">Signature/Thumb Impression of Principal(s)</w:t>
-      </w:r>
-    </w:p>
-    <w:p>
-      <w:pPr>
-        <w:spacing w:after="240" w:before="240" w:lineRule="auto"/>
-        <w:rPr/>
-      </w:pPr>
-      <w:r>
-        <w:rPr>
-          <w:rtl w:val="0"/>
-        </w:rPr>
-        <w:t xml:space="preserve">ACCEPTED subject to the terms and conditions stated herein, including those regarding the professional fee.</w:t>
-      </w:r>
-    </w:p>
-    <w:p>
-      <w:pPr>
-        <w:spacing w:after="240" w:before="240" w:lineRule="auto"/>
-        <w:rPr>
-          <w:b w:val="1"/>
-          <w:bCs w:val="1"/>
-        </w:rPr>
-      </w:pPr>
-      <w:r>
-        <w:rPr>
-          <w:b w:val="1"/>
-          <w:bCs w:val="1"/>
-          <w:rtl w:val="0"/>
-        </w:rPr>
-        <w:t xml:space="preserve">{NAME OF ADVOCATE}</w:t>
-      </w:r>
-    </w:p>
-    <w:p>
-      <w:pPr>
-        <w:spacing w:after="240" w:before="240" w:lineRule="auto"/>
-        <w:rPr>
-          <w:b w:val="1"/>
-          <w:bCs w:val="1"/>
-        </w:rPr>
-      </w:pPr>
-      <w:r>
-        <w:rPr>
-          <w:b w:val="1"/>
-          <w:bCs w:val="1"/>
-          <w:rtl w:val="0"/>
-        </w:rPr>
-        <w:t xml:space="preserve">Advocate High Court / Advocate</w:t>
-      </w:r>
-    </w:p>
-    <w:p>
-      <w:pPr>
-        <w:spacing w:after="240" w:before="240" w:lineRule="auto"/>
-        <w:rPr/>
-      </w:pPr>
-      <w:r>
-        <w:rPr>
-          <w:b w:val="1"/>
-          <w:bCs w:val="1"/>
+        <w:spacing w:after="60" w:before="0" w:lineRule="auto" w:line="312"/>
+        <w:ind w:firstLine="360"/>
+        <w:jc w:val="both"/>
+        <w:rPr/>
+      </w:pPr>
+      <w:r>
+        <w:rPr>
+          <w:rFonts w:ascii="Times New Roman" w:hAnsi="Times New Roman"/>
+          <w:b/>
+          <w:bCs w:val="1"/>
+          <w:i w:val="0"/>
+          <w:color w:val="000000"/>
+          <w:sz w:val="22"/>
+          <w:u w:val="none"/>
           <w:rtl w:val="0"/>
         </w:rPr>
         <w:t xml:space="preserve">Enrollment No.:</w:t>
       </w:r>
       <w:r>
         <w:rPr>
+          <w:rFonts w:ascii="Times New Roman" w:hAnsi="Times New Roman"/>
+          <w:b/>
+          <w:i w:val="0"/>
+          <w:color w:val="000000"/>
+          <w:sz w:val="22"/>
+          <w:u w:val="none"/>
           <w:rtl w:val="0"/>
         </w:rPr>
         <w:t xml:space="preserve"> {BAR COUNCIL NUMBER}</w:t>
@@ -496,19 +787,32 @@
     </w:p>
     <w:p>
       <w:pPr>
-        <w:spacing w:after="240" w:before="240" w:lineRule="auto"/>
-        <w:rPr/>
-      </w:pPr>
-      <w:r>
-        <w:rPr>
-          <w:b w:val="1"/>
-          <w:bCs w:val="1"/>
+        <w:spacing w:after="60" w:before="0" w:lineRule="auto" w:line="312"/>
+        <w:ind w:firstLine="360"/>
+        <w:jc w:val="both"/>
+        <w:rPr/>
+      </w:pPr>
+      <w:r>
+        <w:rPr>
+          <w:rFonts w:ascii="Times New Roman" w:hAnsi="Times New Roman"/>
+          <w:b w:val="0"/>
+          <w:bCs w:val="1"/>
+          <w:i w:val="0"/>
+          <w:color w:val="000000"/>
+          <w:sz w:val="22"/>
+          <w:u w:val="none"/>
           <w:rtl w:val="0"/>
         </w:rPr>
         <w:t xml:space="preserve">Office</w:t>
       </w:r>
       <w:r>
         <w:rPr>
+          <w:rFonts w:ascii="Times New Roman" w:hAnsi="Times New Roman"/>
+          <w:b w:val="0"/>
+          <w:i w:val="0"/>
+          <w:color w:val="000000"/>
+          <w:sz w:val="22"/>
+          <w:u w:val="none"/>
           <w:rtl w:val="0"/>
         </w:rPr>
         <w:t xml:space="preserve">: {OFFICE ADDRESS}</w:t>
@@ -516,19 +820,32 @@
     </w:p>
     <w:p>
       <w:pPr>
-        <w:spacing w:after="240" w:before="240" w:lineRule="auto"/>
-        <w:rPr/>
-      </w:pPr>
-      <w:r>
-        <w:rPr>
-          <w:b w:val="1"/>
-          <w:bCs w:val="1"/>
+        <w:spacing w:after="60" w:before="0" w:lineRule="auto" w:line="312"/>
+        <w:ind w:firstLine="360"/>
+        <w:jc w:val="both"/>
+        <w:rPr/>
+      </w:pPr>
+      <w:r>
+        <w:rPr>
+          <w:rFonts w:ascii="Times New Roman" w:hAnsi="Times New Roman"/>
+          <w:b/>
+          <w:bCs w:val="1"/>
+          <w:i w:val="0"/>
+          <w:color w:val="000000"/>
+          <w:sz w:val="22"/>
+          <w:u w:val="none"/>
           <w:rtl w:val="0"/>
         </w:rPr>
         <w:t xml:space="preserve">Dated: </w:t>
       </w:r>
       <w:r>
         <w:rPr>
+          <w:rFonts w:ascii="Times New Roman" w:hAnsi="Times New Roman"/>
+          <w:b/>
+          <w:i w:val="0"/>
+          <w:color w:val="000000"/>
+          <w:sz w:val="22"/>
+          <w:u w:val="none"/>
           <w:rtl w:val="0"/>
         </w:rPr>
         <w:t xml:space="preserve">{DATE OF ACCEPTANCE}</w:t>
@@ -537,11 +854,19 @@
     </w:p>
     <w:p>
       <w:pPr>
-        <w:spacing w:after="240" w:before="240" w:lineRule="auto"/>
-        <w:rPr/>
-      </w:pPr>
-      <w:r>
-        <w:rPr>
+        <w:spacing w:after="60" w:before="0" w:lineRule="auto" w:line="312"/>
+        <w:ind w:firstLine="360"/>
+        <w:jc w:val="both"/>
+        <w:rPr/>
+      </w:pPr>
+      <w:r>
+        <w:rPr>
+          <w:rFonts w:ascii="Times New Roman" w:hAnsi="Times New Roman"/>
+          <w:b w:val="0"/>
+          <w:i w:val="0"/>
+          <w:color w:val="000000"/>
+          <w:sz w:val="22"/>
+          <w:u w:val="none"/>
           <w:rtl w:val="0"/>
         </w:rPr>
         <w:t xml:space="preserve">PLACEHOLDER GUIDE FOR USER INPUT (Power of Attorney - Lawyer):</w:t>
@@ -549,11 +874,19 @@
     </w:p>
     <w:p>
       <w:pPr>
-        <w:spacing w:after="240" w:before="240" w:lineRule="auto"/>
-        <w:rPr/>
-      </w:pPr>
-      <w:r>
-        <w:rPr>
+        <w:spacing w:after="60" w:before="0" w:lineRule="auto" w:line="312"/>
+        <w:ind w:firstLine="360"/>
+        <w:jc w:val="both"/>
+        <w:rPr/>
+      </w:pPr>
+      <w:r>
+        <w:rPr>
+          <w:rFonts w:ascii="Times New Roman" w:hAnsi="Times New Roman"/>
+          <w:b w:val="0"/>
+          <w:i w:val="0"/>
+          <w:color w:val="000000"/>
+          <w:sz w:val="22"/>
+          <w:u w:val="none"/>
           <w:rtl w:val="0"/>
         </w:rPr>
         <w:t xml:space="preserve">{NAME OF COURT}: [e.g., SESSIONS COURT, CIVIL COURT, HIGH COURT]</w:t>
@@ -561,11 +894,19 @@
     </w:p>
     <w:p>
       <w:pPr>
-        <w:spacing w:after="240" w:before="240" w:lineRule="auto"/>
-        <w:rPr/>
-      </w:pPr>
-      <w:r>
-        <w:rPr>
+        <w:spacing w:after="60" w:before="0" w:lineRule="auto" w:line="312"/>
+        <w:ind w:firstLine="360"/>
+        <w:jc w:val="both"/>
+        <w:rPr/>
+      </w:pPr>
+      <w:r>
+        <w:rPr>
+          <w:rFonts w:ascii="Times New Roman" w:hAnsi="Times New Roman"/>
+          <w:b w:val="0"/>
+          <w:i w:val="0"/>
+          <w:color w:val="000000"/>
+          <w:sz w:val="22"/>
+          <w:u w:val="none"/>
           <w:rtl w:val="0"/>
         </w:rPr>
         <w:t xml:space="preserve">{CITY/DISTRICT}: [Location of the court]</w:t>
@@ -573,11 +914,19 @@
     </w:p>
     <w:p>
       <w:pPr>
-        <w:spacing w:after="240" w:before="240" w:lineRule="auto"/>
-        <w:rPr/>
-      </w:pPr>
-      <w:r>
-        <w:rPr>
+        <w:spacing w:after="60" w:before="0" w:lineRule="auto" w:line="312"/>
+        <w:ind w:firstLine="360"/>
+        <w:jc w:val="both"/>
+        <w:rPr/>
+      </w:pPr>
+      <w:r>
+        <w:rPr>
+          <w:rFonts w:ascii="Times New Roman" w:hAnsi="Times New Roman"/>
+          <w:b w:val="0"/>
+          <w:i w:val="0"/>
+          <w:color w:val="000000"/>
+          <w:sz w:val="22"/>
+          <w:u w:val="none"/>
           <w:rtl w:val="0"/>
         </w:rPr>
         <w:t xml:space="preserve">Case No.: [Case number assigned by court]</w:t>
@@ -585,11 +934,19 @@
     </w:p>
     <w:p>
       <w:pPr>
-        <w:spacing w:after="240" w:before="240" w:lineRule="auto"/>
-        <w:rPr/>
-      </w:pPr>
-      <w:r>
-        <w:rPr>
+        <w:spacing w:after="60" w:before="0" w:lineRule="auto" w:line="312"/>
+        <w:ind w:firstLine="360"/>
+        <w:jc w:val="both"/>
+        <w:rPr/>
+      </w:pPr>
+      <w:r>
+        <w:rPr>
+          <w:rFonts w:ascii="Times New Roman" w:hAnsi="Times New Roman"/>
+          <w:b w:val="0"/>
+          <w:i w:val="0"/>
+          <w:color w:val="000000"/>
+          <w:sz w:val="22"/>
+          <w:u w:val="none"/>
           <w:rtl w:val="0"/>
         </w:rPr>
         <w:t xml:space="preserve">Case Title: [Complete title, e.g., "Muhammad Ali vs. The State"]</w:t>
@@ -597,11 +954,19 @@
     </w:p>
     <w:p>
       <w:pPr>
-        <w:spacing w:after="240" w:before="240" w:lineRule="auto"/>
-        <w:rPr/>
-      </w:pPr>
-      <w:r>
-        <w:rPr>
+        <w:spacing w:after="60" w:before="0" w:lineRule="auto" w:line="312"/>
+        <w:ind w:firstLine="360"/>
+        <w:jc w:val="both"/>
+        <w:rPr/>
+      </w:pPr>
+      <w:r>
+        <w:rPr>
+          <w:rFonts w:ascii="Times New Roman" w:hAnsi="Times New Roman"/>
+          <w:b w:val="0"/>
+          <w:i w:val="0"/>
+          <w:color w:val="000000"/>
+          <w:sz w:val="22"/>
+          <w:u w:val="none"/>
           <w:rtl w:val="0"/>
         </w:rPr>
         <w:t xml:space="preserve">{NATURE OF CASE}: [e.g., Criminal Case, Civil Suit, Writ Petition, Bail Application]</w:t>
@@ -609,11 +974,19 @@
     </w:p>
     <w:p>
       <w:pPr>
-        <w:spacing w:after="240" w:before="240" w:lineRule="auto"/>
-        <w:rPr/>
-      </w:pPr>
-      <w:r>
-        <w:rPr>
+        <w:spacing w:after="60" w:before="0" w:lineRule="auto" w:line="312"/>
+        <w:ind w:firstLine="360"/>
+        <w:jc w:val="both"/>
+        <w:rPr/>
+      </w:pPr>
+      <w:r>
+        <w:rPr>
+          <w:rFonts w:ascii="Times New Roman" w:hAnsi="Times New Roman"/>
+          <w:b w:val="0"/>
+          <w:i w:val="0"/>
+          <w:color w:val="000000"/>
+          <w:sz w:val="22"/>
+          <w:u w:val="none"/>
           <w:rtl w:val="0"/>
         </w:rPr>
         <w:t xml:space="preserve">{NAME OF POLICE STATION, IF APPLICABLE}: [Only for criminal cases]</w:t>
@@ -621,11 +994,19 @@
     </w:p>
     <w:p>
       <w:pPr>
-        <w:spacing w:after="240" w:before="240" w:lineRule="auto"/>
-        <w:rPr/>
-      </w:pPr>
-      <w:r>
-        <w:rPr>
+        <w:spacing w:after="60" w:before="0" w:lineRule="auto" w:line="312"/>
+        <w:ind w:firstLine="360"/>
+        <w:jc w:val="both"/>
+        <w:rPr/>
+      </w:pPr>
+      <w:r>
+        <w:rPr>
+          <w:rFonts w:ascii="Times New Roman" w:hAnsi="Times New Roman"/>
+          <w:b w:val="0"/>
+          <w:i w:val="0"/>
+          <w:color w:val="000000"/>
+          <w:sz w:val="22"/>
+          <w:u w:val="none"/>
           <w:rtl w:val="0"/>
         </w:rPr>
         <w:t xml:space="preserve">{NAME(S) OF PRINCIPAL(S)/CLIENT(S)}: [Full name(s) of person(s) granting power]</w:t>
@@ -633,11 +1014,19 @@
     </w:p>
     <w:p>
       <w:pPr>
-        <w:spacing w:after="240" w:before="240" w:lineRule="auto"/>
-        <w:rPr/>
-      </w:pPr>
-      <w:r>
-        <w:rPr>
+        <w:spacing w:after="60" w:before="0" w:lineRule="auto" w:line="312"/>
+        <w:ind w:firstLine="360"/>
+        <w:jc w:val="both"/>
+        <w:rPr/>
+      </w:pPr>
+      <w:r>
+        <w:rPr>
+          <w:rFonts w:ascii="Times New Roman" w:hAnsi="Times New Roman"/>
+          <w:b w:val="0"/>
+          <w:i w:val="0"/>
+          <w:color w:val="000000"/>
+          <w:sz w:val="22"/>
+          <w:u w:val="none"/>
           <w:rtl w:val="0"/>
         </w:rPr>
         <w:t xml:space="preserve">{FATHER/HUSBAND'S NAME}: [For identification]</w:t>
@@ -645,11 +1034,19 @@
     </w:p>
     <w:p>
       <w:pPr>
-        <w:spacing w:after="240" w:before="240" w:lineRule="auto"/>
-        <w:rPr/>
-      </w:pPr>
-      <w:r>
-        <w:rPr>
+        <w:spacing w:after="60" w:before="0" w:lineRule="auto" w:line="312"/>
+        <w:ind w:firstLine="360"/>
+        <w:jc w:val="both"/>
+        <w:rPr/>
+      </w:pPr>
+      <w:r>
+        <w:rPr>
+          <w:rFonts w:ascii="Times New Roman" w:hAnsi="Times New Roman"/>
+          <w:b w:val="0"/>
+          <w:i w:val="0"/>
+          <w:color w:val="000000"/>
+          <w:sz w:val="22"/>
+          <w:u w:val="none"/>
           <w:rtl w:val="0"/>
         </w:rPr>
         <w:t xml:space="preserve">{FULL ADDRESS}: [Complete address of principal(s)]</w:t>
@@ -657,11 +1054,19 @@
     </w:p>
     <w:p>
       <w:pPr>
-        <w:spacing w:after="240" w:before="240" w:lineRule="auto"/>
-        <w:rPr/>
-      </w:pPr>
-      <w:r>
-        <w:rPr>
+        <w:spacing w:after="60" w:before="0" w:lineRule="auto" w:line="312"/>
+        <w:ind w:firstLine="360"/>
+        <w:jc w:val="both"/>
+        <w:rPr/>
+      </w:pPr>
+      <w:r>
+        <w:rPr>
+          <w:rFonts w:ascii="Times New Roman" w:hAnsi="Times New Roman"/>
+          <w:b/>
+          <w:i w:val="0"/>
+          <w:color w:val="000000"/>
+          <w:sz w:val="22"/>
+          <w:u w:val="none"/>
           <w:rtl w:val="0"/>
         </w:rPr>
         <w:t xml:space="preserve">{Plaintiff/Petitioner/Appellant/Complainant/Defendant/Respondent/Accused}: [Select appropriate legal status]</w:t>
@@ -669,11 +1074,19 @@
     </w:p>
     <w:p>
       <w:pPr>
-        <w:spacing w:after="240" w:before="240" w:lineRule="auto"/>
-        <w:rPr/>
-      </w:pPr>
-      <w:r>
-        <w:rPr>
+        <w:spacing w:after="60" w:before="0" w:lineRule="auto" w:line="312"/>
+        <w:ind w:firstLine="360"/>
+        <w:jc w:val="both"/>
+        <w:rPr/>
+      </w:pPr>
+      <w:r>
+        <w:rPr>
+          <w:rFonts w:ascii="Times New Roman" w:hAnsi="Times New Roman"/>
+          <w:b/>
+          <w:i w:val="0"/>
+          <w:color w:val="000000"/>
+          <w:sz w:val="22"/>
+          <w:u w:val="none"/>
           <w:rtl w:val="0"/>
         </w:rPr>
         <w:t xml:space="preserve">{NAME OF ADVOCATE}: [Full name of lawyer being appointed]</w:t>
@@ -681,11 +1094,19 @@
     </w:p>
     <w:p>
       <w:pPr>
-        <w:spacing w:after="240" w:before="240" w:lineRule="auto"/>
-        <w:rPr/>
-      </w:pPr>
-      <w:r>
-        <w:rPr>
+        <w:spacing w:after="60" w:before="0" w:lineRule="auto" w:line="312"/>
+        <w:ind w:firstLine="360"/>
+        <w:jc w:val="both"/>
+        <w:rPr/>
+      </w:pPr>
+      <w:r>
+        <w:rPr>
+          <w:rFonts w:ascii="Times New Roman" w:hAnsi="Times New Roman"/>
+          <w:b/>
+          <w:i w:val="0"/>
+          <w:color w:val="000000"/>
+          <w:sz w:val="22"/>
+          <w:u w:val="none"/>
           <w:rtl w:val="0"/>
         </w:rPr>
         <w:t xml:space="preserve">{ADDRESS OF ADVOCATE'S OFFICE}: [Lawyer's office address]</w:t>
@@ -693,11 +1114,19 @@
     </w:p>
     <w:p>
       <w:pPr>
-        <w:spacing w:after="240" w:before="240" w:lineRule="auto"/>
-        <w:rPr/>
-      </w:pPr>
-      <w:r>
-        <w:rPr>
+        <w:spacing w:after="60" w:before="0" w:lineRule="auto" w:line="312"/>
+        <w:ind w:firstLine="360"/>
+        <w:jc w:val="both"/>
+        <w:rPr/>
+      </w:pPr>
+      <w:r>
+        <w:rPr>
+          <w:rFonts w:ascii="Times New Roman" w:hAnsi="Times New Roman"/>
+          <w:b w:val="0"/>
+          <w:i w:val="0"/>
+          <w:color w:val="000000"/>
+          <w:sz w:val="22"/>
+          <w:u w:val="none"/>
           <w:rtl w:val="0"/>
         </w:rPr>
         <w:t xml:space="preserve">{DAY}: [Day of signing]</w:t>
@@ -705,11 +1134,19 @@
     </w:p>
     <w:p>
       <w:pPr>
-        <w:spacing w:after="240" w:before="240" w:lineRule="auto"/>
-        <w:rPr/>
-      </w:pPr>
-      <w:r>
-        <w:rPr>
+        <w:spacing w:after="60" w:before="0" w:lineRule="auto" w:line="312"/>
+        <w:ind w:firstLine="360"/>
+        <w:jc w:val="both"/>
+        <w:rPr/>
+      </w:pPr>
+      <w:r>
+        <w:rPr>
+          <w:rFonts w:ascii="Times New Roman" w:hAnsi="Times New Roman"/>
+          <w:b w:val="0"/>
+          <w:i w:val="0"/>
+          <w:color w:val="000000"/>
+          <w:sz w:val="22"/>
+          <w:u w:val="none"/>
           <w:rtl w:val="0"/>
         </w:rPr>
         <w:t xml:space="preserve">{MONTH}: [Month of signing]</w:t>
@@ -717,11 +1154,19 @@
     </w:p>
     <w:p>
       <w:pPr>
-        <w:spacing w:after="240" w:before="240" w:lineRule="auto"/>
-        <w:rPr/>
-      </w:pPr>
-      <w:r>
-        <w:rPr>
+        <w:spacing w:after="60" w:before="0" w:lineRule="auto" w:line="312"/>
+        <w:ind w:firstLine="360"/>
+        <w:jc w:val="both"/>
+        <w:rPr/>
+      </w:pPr>
+      <w:r>
+        <w:rPr>
+          <w:rFonts w:ascii="Times New Roman" w:hAnsi="Times New Roman"/>
+          <w:b w:val="0"/>
+          <w:i w:val="0"/>
+          <w:color w:val="000000"/>
+          <w:sz w:val="22"/>
+          <w:u w:val="none"/>
           <w:rtl w:val="0"/>
         </w:rPr>
         <w:t xml:space="preserve">{YEAR}: [Year of signing]</w:t>
@@ -729,11 +1174,19 @@
     </w:p>
     <w:p>
       <w:pPr>
-        <w:spacing w:after="240" w:before="240" w:lineRule="auto"/>
-        <w:rPr/>
-      </w:pPr>
-      <w:r>
-        <w:rPr>
+        <w:spacing w:after="60" w:before="0" w:lineRule="auto" w:line="312"/>
+        <w:ind w:firstLine="360"/>
+        <w:jc w:val="both"/>
+        <w:rPr/>
+      </w:pPr>
+      <w:r>
+        <w:rPr>
+          <w:rFonts w:ascii="Times New Roman" w:hAnsi="Times New Roman"/>
+          <w:b/>
+          <w:i w:val="0"/>
+          <w:color w:val="000000"/>
+          <w:sz w:val="22"/>
+          <w:u w:val="none"/>
           <w:rtl w:val="0"/>
         </w:rPr>
         <w:t xml:space="preserve">{BAR COUNCIL NUMBER}: [Advocate's enrollment number]</w:t>
@@ -741,11 +1194,19 @@
     </w:p>
     <w:p>
       <w:pPr>
-        <w:spacing w:after="240" w:before="240" w:lineRule="auto"/>
-        <w:rPr/>
-      </w:pPr>
-      <w:r>
-        <w:rPr>
+        <w:spacing w:after="60" w:before="0" w:lineRule="auto" w:line="312"/>
+        <w:ind w:firstLine="360"/>
+        <w:jc w:val="both"/>
+        <w:rPr/>
+      </w:pPr>
+      <w:r>
+        <w:rPr>
+          <w:rFonts w:ascii="Times New Roman" w:hAnsi="Times New Roman"/>
+          <w:b w:val="0"/>
+          <w:i w:val="0"/>
+          <w:color w:val="000000"/>
+          <w:sz w:val="22"/>
+          <w:u w:val="none"/>
           <w:rtl w:val="0"/>
         </w:rPr>
         <w:t xml:space="preserve">{DATE OF ACCEPTANCE}: [Date lawyer accepts the power]</w:t>
@@ -753,21 +1214,116 @@
     </w:p>
     <w:p>
       <w:pPr>
-        <w:rPr/>
-      </w:pPr>
-      <w:r>
-        <w:rPr>
+        <w:spacing w:line="312" w:lineRule="auto" w:after="60" w:before="0"/>
+        <w:ind w:firstLine="360"/>
+        <w:jc w:val="both"/>
+        <w:rPr/>
+      </w:pPr>
+      <w:r>
+        <w:rPr>
+          <w:rFonts w:ascii="Times New Roman" w:hAnsi="Times New Roman"/>
+          <w:b w:val="0"/>
+          <w:i w:val="0"/>
+          <w:color w:val="000000"/>
+          <w:sz w:val="22"/>
+          <w:u w:val="none"/>
           <w:rtl w:val="0"/>
         </w:rPr>
       </w:r>
     </w:p>
     <w:sectPr>
+      <w:background w:color="f7eedf"/>
+      <w:headerReference w:type="default" r:id="rId6"/>
+      <w:footerReference w:type="default" r:id="rId7"/>
       <w:pgSz w:h="15840" w:w="12240" w:orient="portrait"/>
-      <w:pgMar w:bottom="1440" w:top="1440" w:left="1440" w:right="1440" w:header="720" w:footer="720"/>
+      <w:pgMar w:bottom="1152" w:top="1152" w:left="1440" w:right="1440" w:header="720" w:footer="720"/>
       <w:pgNumType w:start="1"/>
+      <w:pgBorders w:offsetFrom="page">
+        <w:top w:val="single" w:sz="20" w:space="20" w:color="000000"/>
+        <w:left w:val="single" w:sz="20" w:space="20" w:color="000000"/>
+        <w:bottom w:val="single" w:sz="20" w:space="20" w:color="000000"/>
+        <w:right w:val="single" w:sz="20" w:space="20" w:color="000000"/>
+      </w:pgBorders>
     </w:sectPr>
   </w:body>
 </w:document>
+</file>
+
+<file path=word/footer1.xml><?xml version="1.0" encoding="utf-8"?>
+<w:ftr xmlns:m="http://schemas.openxmlformats.org/officeDocument/2006/math" xmlns:mc="http://schemas.openxmlformats.org/markup-compatibility/2006" xmlns:mo="http://schemas.microsoft.com/office/mac/office/2008/main" xmlns:mv="urn:schemas-microsoft-com:mac:vml" xmlns:o="urn:schemas-microsoft-com:office:office" xmlns:r="http://schemas.openxmlformats.org/officeDocument/2006/relationships" xmlns:v="urn:schemas-microsoft-com:vml" xmlns:w10="urn:schemas-microsoft-com:office:word" xmlns:w14="http://schemas.microsoft.com/office/word/2010/wordml" xmlns:w="http://schemas.openxmlformats.org/wordprocessingml/2006/main" xmlns:wne="http://schemas.microsoft.com/office/word/2006/wordml" xmlns:wp14="http://schemas.microsoft.com/office/word/2010/wordprocessingDrawing" xmlns:wp="http://schemas.openxmlformats.org/drawingml/2006/wordprocessingDrawing" xmlns:wpc="http://schemas.microsoft.com/office/word/2010/wordprocessingCanvas" xmlns:wpg="http://schemas.microsoft.com/office/word/2010/wordprocessingGroup" xmlns:wpi="http://schemas.microsoft.com/office/word/2010/wordprocessingInk" xmlns:wps="http://schemas.microsoft.com/office/word/2010/wordprocessingShape" mc:Ignorable="w14 wp14">
+  <w:p>
+    <w:pPr>
+      <w:jc w:val="center"/>
+    </w:pPr>
+    <w:r>
+      <w:rPr>
+        <w:rFonts w:ascii="Times New Roman" w:hAnsi="Times New Roman"/>
+        <w:b w:val="0"/>
+        <w:color w:val="505050"/>
+        <w:sz w:val="16"/>
+      </w:rPr>
+      <w:t>Generated by Lawmate</w:t>
+    </w:r>
+  </w:p>
+</w:ftr>
+</file>
+
+<file path=word/header1.xml><?xml version="1.0" encoding="utf-8"?>
+<w:hdr xmlns:m="http://schemas.openxmlformats.org/officeDocument/2006/math" xmlns:mc="http://schemas.openxmlformats.org/markup-compatibility/2006" xmlns:mo="http://schemas.microsoft.com/office/mac/office/2008/main" xmlns:mv="urn:schemas-microsoft-com:mac:vml" xmlns:o="urn:schemas-microsoft-com:office:office" xmlns:r="http://schemas.openxmlformats.org/officeDocument/2006/relationships" xmlns:v="urn:schemas-microsoft-com:vml" xmlns:w10="urn:schemas-microsoft-com:office:word" xmlns:w14="http://schemas.microsoft.com/office/word/2010/wordml" xmlns:w="http://schemas.openxmlformats.org/wordprocessingml/2006/main" xmlns:wne="http://schemas.microsoft.com/office/word/2006/wordml" xmlns:wp14="http://schemas.microsoft.com/office/word/2010/wordprocessingDrawing" xmlns:wp="http://schemas.openxmlformats.org/drawingml/2006/wordprocessingDrawing" xmlns:wpc="http://schemas.microsoft.com/office/word/2010/wordprocessingCanvas" xmlns:wpg="http://schemas.microsoft.com/office/word/2010/wordprocessingGroup" xmlns:wpi="http://schemas.microsoft.com/office/word/2010/wordprocessingInk" xmlns:wps="http://schemas.microsoft.com/office/word/2010/wordprocessingShape" mc:Ignorable="w14 wp14">
+  <w:p>
+    <w:pPr>
+      <w:jc w:val="center"/>
+    </w:pPr>
+    <w:r>
+      <w:drawing>
+        <wp:inline xmlns:a="http://schemas.openxmlformats.org/drawingml/2006/main" xmlns:pic="http://schemas.openxmlformats.org/drawingml/2006/picture">
+          <wp:extent cx="1371600" cy="1250354"/>
+          <wp:docPr id="1" name="Picture 1"/>
+          <wp:cNvGraphicFramePr>
+            <a:graphicFrameLocks noChangeAspect="1"/>
+          </wp:cNvGraphicFramePr>
+          <a:graphic>
+            <a:graphicData uri="http://schemas.openxmlformats.org/drawingml/2006/picture">
+              <pic:pic>
+                <pic:nvPicPr>
+                  <pic:cNvPr id="0" name="Copy of Copy of Labor Law Thesis Defense by Slidesgo.pptx.png"/>
+                  <pic:cNvPicPr/>
+                </pic:nvPicPr>
+                <pic:blipFill>
+                  <a:blip r:embed="rId4"/>
+                  <a:stretch>
+                    <a:fillRect/>
+                  </a:stretch>
+                </pic:blipFill>
+                <pic:spPr>
+                  <a:xfrm>
+                    <a:off x="0" y="0"/>
+                    <a:ext cx="1371600" cy="1250354"/>
+                  </a:xfrm>
+                  <a:prstGeom prst="rect"/>
+                </pic:spPr>
+              </pic:pic>
+            </a:graphicData>
+          </a:graphic>
+        </wp:inline>
+      </w:drawing>
+    </w:r>
+  </w:p>
+  <w:p>
+    <w:pPr>
+      <w:jc w:val="center"/>
+    </w:pPr>
+    <w:r>
+      <w:rPr>
+        <w:rFonts w:ascii="Times New Roman" w:hAnsi="Times New Roman"/>
+        <w:b w:val="0"/>
+        <w:color w:val="000000"/>
+        <w:sz w:val="16"/>
+      </w:rPr>
+      <w:t>________________________________________________________________________________</w:t>
+    </w:r>
+  </w:p>
+</w:hdr>
 </file>
 
 <file path=word/numbering.xml><?xml version="1.0" encoding="utf-8"?>
